--- a/Generative-AI/course-materials/blackboard/docx/Generative_AI_Week12_Module_Guide.docx
+++ b/Generative-AI/course-materials/blackboard/docx/Generative_AI_Week12_Module_Guide.docx
@@ -1802,7 +1802,7 @@
           <w:b w:val="0"/>
           <w:i w:val="0"/>
         </w:rPr>
-        <w:t>Type: Discussion Board. Points: 50. Submit one initial post and two peer responses in the Week 12 Discussion item. Use Blackboard’s displayed due dates.</w:t>
+        <w:t>Type: Discussion Board. Points: 10. Submit one initial post and two peer responses in the Week 12 Discussion item. Use Blackboard’s displayed due dates.</w:t>
       </w:r>
     </w:p>
     <w:p>
@@ -2089,7 +2089,7 @@
                 <w:b w:val="0"/>
                 <w:i w:val="0"/>
               </w:rPr>
-              <w:t>15</w:t>
+              <w:t>3</w:t>
             </w:r>
           </w:p>
         </w:tc>
@@ -2151,7 +2151,7 @@
                 <w:b w:val="0"/>
                 <w:i w:val="0"/>
               </w:rPr>
-              <w:t>15</w:t>
+              <w:t>3</w:t>
             </w:r>
           </w:p>
         </w:tc>
@@ -2213,7 +2213,7 @@
                 <w:b w:val="0"/>
                 <w:i w:val="0"/>
               </w:rPr>
-              <w:t>10</w:t>
+              <w:t>2</w:t>
             </w:r>
           </w:p>
         </w:tc>
@@ -2275,7 +2275,7 @@
                 <w:b w:val="0"/>
                 <w:i w:val="0"/>
               </w:rPr>
-              <w:t>10</w:t>
+              <w:t>2</w:t>
             </w:r>
           </w:p>
         </w:tc>
@@ -2330,7 +2330,7 @@
                 <w:b w:val="0"/>
                 <w:i w:val="0"/>
               </w:rPr>
-              <w:t>50</w:t>
+              <w:t>10</w:t>
             </w:r>
           </w:p>
         </w:tc>
@@ -2374,7 +2374,7 @@
           <w:b w:val="0"/>
           <w:i w:val="0"/>
         </w:rPr>
-        <w:t>Type: Applied analysis. Points: 75. Submit one PDF or DOCX to Week 12 Assignment 2. Aim for 600–800 words of analysis plus the requested matrix, diagram, prompts, or evidence appendix; these artifacts are not included in the word guide.</w:t>
+        <w:t>Type: Applied analysis. Points: 25. Submit one PDF or DOCX to Week 12 Assignment 2. Aim for 600–800 words of analysis plus the requested matrix, diagram, prompts, or evidence appendix; these artifacts are not included in the word guide.</w:t>
       </w:r>
     </w:p>
     <w:p>
@@ -2660,7 +2660,7 @@
                 <w:b w:val="0"/>
                 <w:i w:val="0"/>
               </w:rPr>
-              <w:t>15</w:t>
+              <w:t>5</w:t>
             </w:r>
           </w:p>
         </w:tc>
@@ -2722,7 +2722,7 @@
                 <w:b w:val="0"/>
                 <w:i w:val="0"/>
               </w:rPr>
-              <w:t>25</w:t>
+              <w:t>8</w:t>
             </w:r>
           </w:p>
         </w:tc>
@@ -2784,7 +2784,7 @@
                 <w:b w:val="0"/>
                 <w:i w:val="0"/>
               </w:rPr>
-              <w:t>15</w:t>
+              <w:t>5</w:t>
             </w:r>
           </w:p>
         </w:tc>
@@ -2846,7 +2846,7 @@
                 <w:b w:val="0"/>
                 <w:i w:val="0"/>
               </w:rPr>
-              <w:t>15</w:t>
+              <w:t>5</w:t>
             </w:r>
           </w:p>
         </w:tc>
@@ -2908,7 +2908,7 @@
                 <w:b w:val="0"/>
                 <w:i w:val="0"/>
               </w:rPr>
-              <w:t>5</w:t>
+              <w:t>2</w:t>
             </w:r>
           </w:p>
         </w:tc>
@@ -2963,7 +2963,7 @@
                 <w:b w:val="0"/>
                 <w:i w:val="0"/>
               </w:rPr>
-              <w:t>75</w:t>
+              <w:t>25</w:t>
             </w:r>
           </w:p>
         </w:tc>
@@ -2997,7 +2997,7 @@
           <w:b w:val="0"/>
           <w:i w:val="0"/>
         </w:rPr>
-        <w:t>Type: Project portfolio milestone. Points: 50. Submit a PDF or DOCX to Week 12 Project Milestone. Preserve the author’s required elements below and retain an editable copy for Week 16.</w:t>
+        <w:t>Type: Project portfolio milestone. Points: 15. Submit a PDF or DOCX to Week 12 Project Milestone. Preserve the author’s required elements below and retain an editable copy for Week 16.</w:t>
       </w:r>
     </w:p>
     <w:p>
@@ -3312,7 +3312,7 @@
                 <w:b w:val="0"/>
                 <w:i w:val="0"/>
               </w:rPr>
-              <w:t>20</w:t>
+              <w:t>5</w:t>
             </w:r>
           </w:p>
         </w:tc>
@@ -3374,7 +3374,7 @@
                 <w:b w:val="0"/>
                 <w:i w:val="0"/>
               </w:rPr>
-              <w:t>15</w:t>
+              <w:t>5</w:t>
             </w:r>
           </w:p>
         </w:tc>
@@ -3436,7 +3436,7 @@
                 <w:b w:val="0"/>
                 <w:i w:val="0"/>
               </w:rPr>
-              <w:t>15</w:t>
+              <w:t>5</w:t>
             </w:r>
           </w:p>
         </w:tc>
@@ -3491,7 +3491,7 @@
                 <w:b w:val="0"/>
                 <w:i w:val="0"/>
               </w:rPr>
-              <w:t>50</w:t>
+              <w:t>15</w:t>
             </w:r>
           </w:p>
         </w:tc>
@@ -3703,7 +3703,7 @@
                 <w:b w:val="0"/>
                 <w:i w:val="0"/>
               </w:rPr>
-              <w:t>50</w:t>
+              <w:t>10</w:t>
             </w:r>
           </w:p>
         </w:tc>
@@ -3784,7 +3784,7 @@
                 <w:b w:val="0"/>
                 <w:i w:val="0"/>
               </w:rPr>
-              <w:t>75</w:t>
+              <w:t>25</w:t>
             </w:r>
           </w:p>
         </w:tc>
@@ -3865,7 +3865,7 @@
                 <w:b w:val="0"/>
                 <w:i w:val="0"/>
               </w:rPr>
-              <w:t>50</w:t>
+              <w:t>15</w:t>
             </w:r>
           </w:p>
         </w:tc>
@@ -3932,7 +3932,7 @@
                 <w:b w:val="0"/>
                 <w:i w:val="0"/>
               </w:rPr>
-              <w:t>175</w:t>
+              <w:t>50</w:t>
             </w:r>
           </w:p>
         </w:tc>
